--- a/docs/GUIA-COMPLETO.docx
+++ b/docs/GUIA-COMPLETO.docx
@@ -12,7 +12,7 @@
     </w:p>
     <w:p>
       <w:r>
-        <w:t>Referência: 10 de setembro de 2026. Laboratório replicável para pessoas e agentes de IA, com exemplos sintéticos, sem arquivos de produtos reais. O Word GUIA-COMPLETO.docx é gerado desta mesma fonte. Scripts e fontes VBA estão no repo privado https://github.com/eludvic-gif/solidworks-ai-starter.</w:t>
+        <w:t>Referência: 11 de setembro de 2026. Laboratório replicável para pessoas e agentes de IA, com exemplos sintéticos, sem arquivos de produtos reais. O Word GUIA-COMPLETO.docx é gerado desta mesma fonte. Repositório público: https://github.com/eludvic-gif/solidworks-ai-starter ; fork: https://github.com/ericludvic-79/solidworks-ai-starter. A seção 24 acrescenta o fluxo de desenhos 2D nativos e montagem.</w:t>
       </w:r>
     </w:p>
     <w:p>
@@ -334,7 +334,7 @@
     </w:p>
     <w:p>
       <w:r>
-        <w:t>O repo é privado: outra pessoa precisa receber acesso do proprietário. O link sozinho não concede permissão. Entre com sua própria conta GitHub.</w:t>
+        <w:t>O repo é público: não é necessário convite para ler ou baixar. Para operações autenticadas, use sua própria conta GitHub. O fork na segunda conta não recebe futuras atualizações automaticamente; precisa de sincronização explícita.</w:t>
       </w:r>
     </w:p>
     <w:p>
@@ -2112,7 +2112,7 @@
     </w:p>
     <w:p>
       <w:r>
-        <w:t>Fluxo original demonstrado em SOLIDWORKS2025SP5. Nesta preparação: testes Python, guardas estáticas, política de conexão, sintaxe PowerShell, compilação C# com interop local e estrutura/conteúdo Word. Não se abriu, conectou, modelou ou fechou SOLIDWORKS para gerar este kit.</w:t>
+        <w:t>Na preparação inicial de 2026-09-10: testes Python, guardas estáticas, política de conexão, sintaxe PowerShell, compilação C# com interop local e estrutura/conteúdo Word. Não se abriu, conectou, modelou ou fechou SOLIDWORKS para gerar o kit inicial. Em 2026-09-11 foi acrescentada documentação genérica baseada em operações de desenho demonstradas separadamente no laboratório local; não foram incorporados seus arquivos/modelos privados. A atualização do repositório é documental, sem nova execução CAD para validar o exercício sintético 2D.</w:t>
       </w:r>
     </w:p>
     <w:p>
@@ -2205,6 +2205,320 @@
     <w:p>
       <w:r>
         <w:t>Consulte troubleshooting (TROUBLESHOOTING.md), validação (VALIDACAO.md), skills (SKILLS.md), prompts (prompts/), checklist de release (RELEASE-CHECKLIST.md) e smoke test (SMOKE-TEST.md). Para outra IA, forneça este guia, arquivos do kit e instrução para ler AGENTS.md antes de agir.</w:t>
+      </w:r>
+    </w:p>
+    <w:p>
+      <w:pPr>
+        <w:pStyle w:val="Heading2"/>
+      </w:pPr>
+      <w:r>
+        <w:t>24. Do modelo ao desenho 2D nativo</w:t>
+      </w:r>
+    </w:p>
+    <w:p>
+      <w:r>
+        <w:t>Este roteiro também integra o Word. O módulo DESENHOS-2D.md (DESENHOS-2D.md) detalha contratos da API, exemplos e diagnóstico; o prompt 2D (prompts/05-desenho-2d.md) ajuda a iniciar outra sessão. Não há gerador universal nem arquivos CAD reais incluídos. As operações foram demonstradas em laboratório no SOLIDWORKS 2025 SP5; reproduza um piloto sintético antes de confiar em outra instalação.</w:t>
+      </w:r>
+    </w:p>
+    <w:p>
+      <w:pPr>
+        <w:pStyle w:val="Heading3"/>
+      </w:pPr>
+      <w:r>
+        <w:t>Etapa A — requisitos, padrão e fonte</w:t>
+      </w:r>
+    </w:p>
+    <w:p>
+      <w:pPr>
+        <w:ind w:left="170"/>
+      </w:pPr>
+      <w:r>
+        <w:t>1. Defina modelo/configuração, material/processo, escopo de fornecimento, interfaces e critérios. Diferencie corpo, acessórios e montagem.</w:t>
+      </w:r>
+    </w:p>
+    <w:p>
+      <w:pPr>
+        <w:ind w:left="170"/>
+      </w:pPr>
+      <w:r>
+        <w:t>2. Use DRWDOT/SLDDRT autorizado ou PDF de referência. Confira projeção, folha, escalas, texto, borda e carimbo. Reconstrução simplificada não é reprodução exata; nunca herde assinaturas ou aprovações.</w:t>
+      </w:r>
+    </w:p>
+    <w:p>
+      <w:pPr>
+        <w:ind w:left="170"/>
+      </w:pPr>
+      <w:r>
+        <w:t>3. Inventarie PID/documentos/caminhos/configurações/alterações. Copie as fontes para pasta nova, com nomes exclusivos e hashes. Não altere originais nem use ActiveDoc como fallback.</w:t>
+      </w:r>
+    </w:p>
+    <w:p>
+      <w:pPr>
+        <w:ind w:left="170"/>
+      </w:pPr>
+      <w:r>
+        <w:t>4. Meça BREP: envelope real, planos de apoio, cilindros, centros, raios, profundidades e fundos. Modelo importado pode não ter cotas de esboço; não medir screenshots.</w:t>
+      </w:r>
+    </w:p>
+    <w:p>
+      <w:pPr>
+        <w:ind w:left="170"/>
+      </w:pPr>
+      <w:r>
+        <w:t>5. Monte matriz característica → vista/cota → tolerância → inspeção. Classifique tolerâncias antigas como transferíveis com evidência, propostas ou pendentes. Modelo 3D não fornece sozinho limites de aceitação.</w:t>
+      </w:r>
+    </w:p>
+    <w:p>
+      <w:pPr>
+        <w:pStyle w:val="Heading3"/>
+      </w:pPr>
+      <w:r>
+        <w:t>Etapa B — prova de API e vistas</w:t>
+      </w:r>
+    </w:p>
+    <w:p>
+      <w:r>
+        <w:t>Confirme assinaturas e enums por reflexão da interop local antes de executar. NewDocument cria desenho por template; retorno nulo/tipo incorreto deve interromper. GetModelViewNames permite descobrir nomes localizados. CreateDrawViewFromModelView3 cria vista associada à fonte; confirme ReferencedConfiguration, escala e posição em metros na folha.</w:t>
+      </w:r>
+    </w:p>
+    <w:p>
+      <w:r>
+        <w:t>Prove uma vista e uma cota no exercício sintético da placa. Localize duas arestas BREP, limpe a seleção, use View.SelectEntity e AddHorizontalDimension2 ou AddVerticalDimension2. A posição da anotação não define o valor: leia Dimension.SystemValue, compare à geometria, confira Annotation.IsDangling, DisplayDimension.GetOverride e entidades anexadas. Não sobrescreva texto para esconder valor errado. Radial/diametral/quantidade precisam corresponder à entidade real.</w:t>
+      </w:r>
+    </w:p>
+    <w:p>
+      <w:r>
+        <w:t>Só replique após salvar e reabrir a prova. Vistas ortográficas devem obedecer ao diedro; vistas nomeadas independentes não são automaticamente vistas projetadas alinhadas. No ambiente de referência, modo wireframe (0) mostrava arestas posteriores; hidden-lines-removed (swHIDDEN, 2) foi adequado. Confirme enum, não adivinhe número.</w:t>
+      </w:r>
+    </w:p>
+    <w:p>
+      <w:pPr>
+        <w:pStyle w:val="Heading3"/>
+      </w:pPr>
+      <w:r>
+        <w:t>Etapa C — cortes, detalhes e carimbo</w:t>
+      </w:r>
+    </w:p>
+    <w:p>
+      <w:pPr>
+        <w:ind w:left="170"/>
+      </w:pPr>
+      <w:r>
+        <w:t>1. Ative vista-pai própria e limpe seleção. Para o corte, transforme pontos modelo → folha → esboço da vista; não misture metros da folha com coordenadas locais do sketch.</w:t>
+      </w:r>
+    </w:p>
+    <w:p>
+      <w:pPr>
+        <w:ind w:left="170"/>
+      </w:pPr>
+      <w:r>
+        <w:t>2. Crie linha, selecione-a e chame CreateSectionViewAt5 com opções verificadas. Confira plano, direção, hachura e topologia revelada: retorno não nulo pode esconder corte fora do lugar.</w:t>
+      </w:r>
+    </w:p>
+    <w:p>
+      <w:pPr>
+        <w:ind w:left="170"/>
+      </w:pPr>
+      <w:r>
+        <w:t>3. Para detalhe, círculo no esboço correto e CreateDetailViewAt4; confira região, chamada, label e escala. Cote arestas efetivamente visíveis na seção/detalhe.</w:t>
+      </w:r>
+    </w:p>
+    <w:p>
+      <w:pPr>
+        <w:ind w:left="170"/>
+      </w:pPr>
+      <w:r>
+        <w:t>4. EditTemplate/EditSheet separam formato e conteúdo. Para linhas curtas, AddToDB pode evitar snapping; preserve/restaure seu estado em finally. Formate texto pela Annotation e confira tamanho físico.</w:t>
+      </w:r>
+    </w:p>
+    <w:p>
+      <w:pPr>
+        <w:ind w:left="170"/>
+      </w:pPr>
+      <w:r>
+        <w:t>5. Distribua cotas sem cadeias redundantes e sem texto sobre geometria. Prefira outra folha a reduzir legibilidade. Não omita recurso funcional para o build passar.</w:t>
+      </w:r>
+    </w:p>
+    <w:p>
+      <w:pPr>
+        <w:pStyle w:val="Heading3"/>
+      </w:pPr>
+      <w:r>
+        <w:t>Etapa D — montagem e camadas</w:t>
+      </w:r>
+    </w:p>
+    <w:p>
+      <w:r>
+        <w:t>Crie SLDASM próprio com componentes autorizados e transformações rígidas; AddComponent5 pode precisar dos modelos carregados. Verifique o caminho retornado e Transform2, sem escala. Fixar componentes não cria mates funcionais. Confirme apoios, direção de inserção, interferências e ordem das camadas; material compressível exige ensaio.</w:t>
+      </w:r>
+    </w:p>
+    <w:p>
+      <w:r>
+        <w:t>Exemplo exclusivamente sintético: suporte de 12 mm, encaixe de 2 mm, camadas de 6 e 18 mm resultam em altura nominal de 34 mm sem compressão/adesivo. Não extrapole o cálculo para outro conjunto sem medir o apoio. Represente conjunto montado, corte, lista/quantidades, isométrica e sequência. A seleção de arestas de componentes deve respeitar suas coordenadas locais e transformações.</w:t>
+      </w:r>
+    </w:p>
+    <w:p>
+      <w:r>
+        <w:t>Não chame outra montagem com componentes afastados de configuração explodida nativa: identifique-a como ilustração. O fluxo de passos de explosão nativa não foi validado ponta a ponta neste aprendizado. Balões/BOM, hachuras distintas e fixação real continuam sujeitos à verificação.</w:t>
+      </w:r>
+    </w:p>
+    <w:p>
+      <w:pPr>
+        <w:pStyle w:val="Heading3"/>
+      </w:pPr>
+      <w:r>
+        <w:t>Etapa E — nativo, PDF e pacote</w:t>
+      </w:r>
+    </w:p>
+    <w:p>
+      <w:pPr>
+        <w:ind w:left="170"/>
+      </w:pPr>
+      <w:r>
+        <w:t>1. Salve SLDDRW em nome novo, conferindo retorno, erros/avisos e existência.</w:t>
+      </w:r>
+    </w:p>
+    <w:p>
+      <w:pPr>
+        <w:ind w:left="170"/>
+      </w:pPr>
+      <w:r>
+        <w:t>2. Obtenha ExportPdfData e selecione explicitamente nomes de todas as folhas com SetSheets; array nulo falhou no ambiente de referência. Confira retorno antes de SaveAs.</w:t>
+      </w:r>
+    </w:p>
+    <w:p>
+      <w:pPr>
+        <w:ind w:left="170"/>
+      </w:pPr>
+      <w:r>
+        <w:t>3. Reabra cópia do nativo e confira fonte/configuração, vistas não vazias, cotas, vínculos, unidades e erros. Contagem de cotas não prova cobertura.</w:t>
+      </w:r>
+    </w:p>
+    <w:p>
+      <w:pPr>
+        <w:ind w:left="170"/>
+      </w:pPr>
+      <w:r>
+        <w:t>4. Renderize e inspecione todas as páginas do PDF: tamanho físico, escalas, símbolos, hachuras, contraste e sobreposição. PDFium com Pillow foi uma opção local; o kit não instala renderizador.</w:t>
+      </w:r>
+    </w:p>
+    <w:p>
+      <w:pPr>
+        <w:ind w:left="170"/>
+      </w:pPr>
+      <w:r>
+        <w:t>5. Inspecione GetPackAndGo/GetDocumentNames antes de empacotar. Uma SLDPRT pode depender de STEP por 3D Interconnect. Preserve fontes e confira colisões de nome.</w:t>
+      </w:r>
+    </w:p>
+    <w:p>
+      <w:pPr>
+        <w:ind w:left="170"/>
+      </w:pPr>
+      <w:r>
+        <w:t>6. Pack and Go bem-sucedido não prova relink. Audite dependências gravadas e resolvidas, e reabra a entrega em ambiente isolado sem originais. ReplaceReferencedDocument não resolveu todo vínculo Interconnect no laboratório. Se não houver essa prova, declare portabilidade não validada.</w:t>
+      </w:r>
+    </w:p>
+    <w:p>
+      <w:pPr>
+        <w:pStyle w:val="Heading3"/>
+      </w:pPr>
+      <w:r>
+        <w:t>Etapa F — conclusão, limpeza e demonstração</w:t>
+      </w:r>
+    </w:p>
+    <w:p>
+      <w:r>
+        <w:t>Mantenha PARA REVISÃO — NÃO LIBERADO PARA FABRICAÇÃO enquanto material, tolerâncias, inspeção ou aprovação estiverem pendentes. Entregue matriz de cobertura, fontes/hashes, testes realizados e limitações. A aprovação estética não substitui engenharia.</w:t>
+      </w:r>
+    </w:p>
+    <w:p>
+      <w:r>
+        <w:t>Depois da validação e com autorização de limpeza, inventarie dependências transitivas e documentos abertos. Remova apenas temporários próprios identificados por caminho e hash, preferencialmente pela Lixeira, mantendo finais, fontes, registros e qualquer arquivo incerto. Igualdade de hash não torna um arquivo removível se ele é referenciado. Feche apenas cópias próprias sem alterações externas. Não configure exclusão automática no evento Stop de um assistente.</w:t>
+      </w:r>
+    </w:p>
+    <w:p>
+      <w:r>
+        <w:t>Para vídeo, recrie etapas em cópias. Identifique demonstração recriada e capture somente janela CAD por HWND/PID, sem fallback para desktop. Preserve gravações existentes, confira codec/duração/decodificação e quadros; relógio do log não é timecode quando há perda de frames. Capture os clipes novos separadamente, faça prévia em outro arquivo e revise confidencialidade antes de publicar. Vídeo não é evidência de aprovação dimensional nem benchmark de tempo real.</w:t>
+      </w:r>
+    </w:p>
+    <w:p>
+      <w:pPr>
+        <w:pStyle w:val="Heading3"/>
+      </w:pPr>
+      <w:r>
+        <w:t>Checklist 2D adicional</w:t>
+      </w:r>
+    </w:p>
+    <w:p>
+      <w:pPr>
+        <w:pStyle w:val="ListBullet"/>
+      </w:pPr>
+      <w:r>
+        <w:t>[ ] Fonte/configuração e padrão local confirmados; cópias com hashes.</w:t>
+      </w:r>
+    </w:p>
+    <w:p>
+      <w:pPr>
+        <w:pStyle w:val="ListBullet"/>
+      </w:pPr>
+      <w:r>
+        <w:t>[ ] Matriz de cobertura e tolerâncias/pendências explícitas.</w:t>
+      </w:r>
+    </w:p>
+    <w:p>
+      <w:pPr>
+        <w:pStyle w:val="ListBullet"/>
+      </w:pPr>
+      <w:r>
+        <w:t>[ ] Piloto de vista/cota associativa salvo e reaberto.</w:t>
+      </w:r>
+    </w:p>
+    <w:p>
+      <w:pPr>
+        <w:pStyle w:val="ListBullet"/>
+      </w:pPr>
+      <w:r>
+        <w:t>[ ] Cortes/detalhes com transformações e regiões conferidas.</w:t>
+      </w:r>
+    </w:p>
+    <w:p>
+      <w:pPr>
+        <w:pStyle w:val="ListBullet"/>
+      </w:pPr>
+      <w:r>
+        <w:t>[ ] Montagem, quantidades, apoios e hipóteses de compressão verificadas, se aplicável.</w:t>
+      </w:r>
+    </w:p>
+    <w:p>
+      <w:pPr>
+        <w:pStyle w:val="ListBullet"/>
+      </w:pPr>
+      <w:r>
+        <w:t>[ ] Todas as folhas PDF e nativas revisadas; sem dangling/override ocultando erro.</w:t>
+      </w:r>
+    </w:p>
+    <w:p>
+      <w:pPr>
+        <w:pStyle w:val="ListBullet"/>
+      </w:pPr>
+      <w:r>
+        <w:t>[ ] Referências do pacote auditadas e portabilidade comprovada ou marcada pendente.</w:t>
+      </w:r>
+    </w:p>
+    <w:p>
+      <w:pPr>
+        <w:pStyle w:val="ListBullet"/>
+      </w:pPr>
+      <w:r>
+        <w:t>[ ] Limpeza autorizada sem apagar fontes/dependências; finais acessíveis.</w:t>
+      </w:r>
+    </w:p>
+    <w:p>
+      <w:pPr>
+        <w:pStyle w:val="ListBullet"/>
+      </w:pPr>
+      <w:r>
+        <w:t>[ ] Nenhuma liberação de fabricação, assinatura ou teste físico inferido.</w:t>
       </w:r>
     </w:p>
     <w:sectPr>

--- a/docs/GUIA-COMPLETO.docx
+++ b/docs/GUIA-COMPLETO.docx
@@ -12,7 +12,7 @@
     </w:p>
     <w:p>
       <w:r>
-        <w:t>Referência: 11 de setembro de 2026. Laboratório replicável para pessoas e agentes de IA, com exemplos sintéticos, sem arquivos de produtos reais. O Word GUIA-COMPLETO.docx é gerado desta mesma fonte. Repositório público: https://github.com/eludvic-gif/solidworks-ai-starter ; fork: https://github.com/ericludvic-79/solidworks-ai-starter. A seção 24 acrescenta o fluxo de desenhos 2D nativos e montagem.</w:t>
+        <w:t>Referência: 12 de setembro de 2026. Laboratório replicável para pessoas e agentes de IA, com exemplos sintéticos, sem arquivos de produtos reais. O Word GUIA-COMPLETO.docx é gerado desta mesma fonte. Repositório público: https://github.com/eludvic-gif/solidworks-ai-starter ; fork: https://github.com/ericludvic-79/solidworks-ai-starter. A seção 24 acrescenta o fluxo de desenhos 2D nativos e montagem.</w:t>
       </w:r>
     </w:p>
     <w:p>
@@ -2519,6 +2519,58 @@
       </w:pPr>
       <w:r>
         <w:t>[ ] Nenhuma liberação de fabricação, assinatura ou teste físico inferido.</w:t>
+      </w:r>
+    </w:p>
+    <w:p>
+      <w:pPr>
+        <w:pStyle w:val="Heading2"/>
+      </w:pPr>
+      <w:r>
+        <w:t>25. Preservação do conhecimento normativo e revisão 2D</w:t>
+      </w:r>
+    </w:p>
+    <w:p>
+      <w:r>
+        <w:t>O módulo NORMAS-2D.md (NORMAS-2D.md) e o registro standards/registry.json preservam 20 registros de normas, incluindo históricos, e 8 relações de substituição. São metadados e resumos originais: normas integrais, prévias PDF, extrações e dados privados não acompanham o kit. A consulta de 2026-09-12 usou catálogo e prévias oficiais parciais; nenhuma norma foi lida integralmente. Não confundir ano nacional/ISO, sumário/cláusula lida ou sucessão documental/equivalência técnica.</w:t>
+      </w:r>
+    </w:p>
+    <w:p>
+      <w:r>
+        <w:t>Principais atualizações identificadas: ISO 5459:2024 substitui 2011; ISO 14405-1:2025 substitui 2016; ISO 22081:2021 substitui ISO 2768-2:1989, não a parte 1; ISO 21920-1:2021 substitui ISO 1302:2002. A família 128 tem partes próprias para linhas e vistas/cortes. Ver fontes e limites no registro. Não alterar automaticamente notas de desenhos legados: a edição contratual pode continuar aplicável mediante revisão explícita.</w:t>
+      </w:r>
+    </w:p>
+    <w:p>
+      <w:r>
+        <w:t>Para novas revisões, estabelecer fonte/configuração/revisão, material/processo e baseline de edições. Construir requisito → característica → vista/cota → aceitação → inspeção. Justificar vista principal, verificar projeção/símbolo/disposição e associatividade. Revisar datums conforme função/inspeção; não inventar tolerância a partir de casas decimais nem preencher evidência para satisfazer teste.</w:t>
+      </w:r>
+    </w:p>
+    <w:p>
+      <w:r>
+        <w:t>O verificador tools/review_drawing.py processa JSON local com o perfil interno engineering_v2. Verifica estrutura, vínculos, IDs, valores, tolerâncias, edições e evidências declaradas; não mede CAD, não autentica declarações, não implementa todas as regras ISO e não certifica fabricação. A CLI usa somente Python padrão, sem rede ou conexão COM, e recusa sobrescrita:</w:t>
+      </w:r>
+    </w:p>
+    <w:p>
+      <w:pPr>
+        <w:spacing w:before="80" w:after="180"/>
+      </w:pPr>
+      <w:r>
+        <w:rPr>
+          <w:rFonts w:ascii="Consolas" w:hAnsi="Consolas"/>
+          <w:sz w:val="16"/>
+        </w:rPr>
+        <w:t>if (-not (Test-Path output)) { New-Item -ItemType Directory output }</w:t>
+        <w:br/>
+        <w:t>python tools/review_drawing.py examples/drawing-review.synthetic.json output/drawing-review.json</w:t>
+      </w:r>
+    </w:p>
+    <w:p>
+      <w:r>
+        <w:t>O exemplo contém dados inventados exclusivamente para teste, inclusive hash, material, tolerâncias e afirmações de revisão. Não é evidência de um desenho real. Resultado esperado: review_required, release=NOT_AUTHORIZED e iso_compliant=null. Exit 0 significa processamento sem bloqueios estruturais, não aprovação; exit 2 significa bloqueio. Reutilização exige substituir afirmações por evidência verdadeira e manter revisão humana/normativa.</w:t>
+      </w:r>
+    </w:p>
+    <w:p>
+      <w:r>
+        <w:t>Preservar o método no Git permite recuperar conhecimento em outra máquina ou sessão; não retreina permanentemente a IA. Para atualizar, confirmar fontes oficiais/edições, registrar nível real de acesso e alterações, executar testes negativos, revisar privacidade e publicar só quando autorizado. Fontes licenciadas/evidências reais ficam fora do repo. Não contornar paywall ou redistribuir normas. Use prompts/06-revisao-normativa.md (prompts/06-revisao-normativa.md) para orientar a próxima sessão.</w:t>
       </w:r>
     </w:p>
     <w:sectPr>
